--- a/MyDocumentConverterMultiOSV10/samples/output/markup/asciidoc/docx.docx
+++ b/MyDocumentConverterMultiOSV10/samples/output/markup/asciidoc/docx.docx
@@ -114,7 +114,7 @@
       <w:r>
         <w:t xml:space="preserve">, 그리고 </w:t>
       </w:r>
-      <w:hyperlink w:history="1" r:id="rIdcpxoubeqfieysdji6yokp">
+      <w:hyperlink w:history="1" r:id="rIdhuxr90n2tni4ud8bomqy5">
         <w:r>
           <w:rPr>
             <w:rStyle w:val="Hyperlink"/>
@@ -767,7 +767,7 @@
       <w:r>
         <w:t xml:space="preserve"> 자동 링크 </w:t>
       </w:r>
-      <w:hyperlink w:history="1" r:id="rIdovnhea6twmvk-w0dlktsd">
+      <w:hyperlink w:history="1" r:id="rIdgd39ehsormjzdokm7wszp">
         <w:r>
           <w:rPr>
             <w:rStyle w:val="Hyperlink"/>
@@ -778,7 +778,7 @@
       <w:r>
         <w:t xml:space="preserve"> 와 </w:t>
       </w:r>
-      <w:hyperlink w:history="1" r:id="rIdi8bjteurep_7rd9avnaoc">
+      <w:hyperlink w:history="1" r:id="rId24y2jrvhi8ol-tb5myyud">
         <w:r>
           <w:rPr>
             <w:rStyle w:val="Hyperlink"/>
